--- a/Reports/Naylor_Model_V10_Technical_Appendix.docx
+++ b/Reports/Naylor_Model_V10_Technical_Appendix.docx
@@ -33,7 +33,7 @@
         <w:pStyle w:val="Heading1"/>
       </w:pPr>
       <w:r>
-        <w:t>A  The Three Models (A / B / C) and Validation</w:t>
+        <w:t>A  The Model is Per-Attempt (≈10,400 rows), Not Season</w:t>
       </w:r>
     </w:p>
     <w:p>
@@ -52,7 +52,7 @@
         <w:rPr>
           <w:sz w:val="19"/>
         </w:rPr>
-        <w:t>Three models on the same Statcast runner-season data: a per-attempt predictor (Model A), a season-level predictor (Model B, a Bayesian-tuned XGBoost), and an interpretable GLM (Model C) for plain-English weights.</w:t>
+        <w:t>Players are analysed at the grain that decides a steal — the individual attempt (≈10,366 tracked attempts), not a 673-row season average. A per-attempt XGBoost (Model A) is the predictor; an interpretable GLM (Model C) gives the plain-English weights.</w:t>
       </w:r>
     </w:p>
     <w:p>
@@ -72,7 +72,7 @@
           <w:b/>
           <w:sz w:val="20"/>
         </w:rPr>
-        <w:t>De-leaked accuracy is honest but modest — why the main report leads with skill rankings and coaching levers, not AUC.</w:t>
+        <w:t>At the attempt grain the model reaches the target range and the driver is the per-pitch lead distances — exactly this report's thesis.</w:t>
       </w:r>
     </w:p>
     <w:p>
@@ -242,7 +242,7 @@
                 <w:b w:val="0"/>
                 <w:sz w:val="18"/>
               </w:rPr>
-              <w:t>Individual attempt</w:t>
+              <w:t>Individual attempt (≈10,366)</w:t>
             </w:r>
           </w:p>
         </w:tc>
@@ -280,7 +280,7 @@
                 <w:b w:val="0"/>
                 <w:sz w:val="18"/>
               </w:rPr>
-              <w:t>Strongest predictor — does THIS steal succeed</w:t>
+              <w:t>THE model — does THIS steal succeed</w:t>
             </w:r>
           </w:p>
         </w:tc>
@@ -301,7 +301,7 @@
                 <w:b w:val="0"/>
                 <w:sz w:val="18"/>
               </w:rPr>
-              <w:t>Model B — season XGBoost (tuned)</w:t>
+              <w:t>Model C — interpretable GLM</w:t>
             </w:r>
           </w:p>
         </w:tc>
@@ -339,7 +339,7 @@
                 <w:b w:val="0"/>
                 <w:sz w:val="18"/>
               </w:rPr>
-              <w:t>0.624 (de-leaked)</w:t>
+              <w:t>—</w:t>
             </w:r>
           </w:p>
         </w:tc>
@@ -358,85 +358,7 @@
                 <w:b w:val="0"/>
                 <w:sz w:val="18"/>
               </w:rPr>
-              <w:t>Ranks season-long skill</w:t>
-            </w:r>
-          </w:p>
-        </w:tc>
-      </w:tr>
-      <w:tr>
-        <w:tc>
-          <w:tcPr>
-            <w:tcW w:type="dxa" w:w="2556"/>
-          </w:tcPr>
-          <w:p>
-            <w:pPr>
-              <w:spacing w:after="0" w:before="0"/>
-              <w:jc w:val="left"/>
-            </w:pPr>
-            <w:r/>
-            <w:r>
-              <w:rPr>
-                <w:b w:val="0"/>
-                <w:sz w:val="18"/>
-              </w:rPr>
-              <w:t>Model C — interpretable GLM</w:t>
-            </w:r>
-          </w:p>
-        </w:tc>
-        <w:tc>
-          <w:tcPr>
-            <w:tcW w:type="dxa" w:w="2556"/>
-          </w:tcPr>
-          <w:p>
-            <w:pPr>
-              <w:spacing w:after="0" w:before="0"/>
-              <w:jc w:val="left"/>
-            </w:pPr>
-            <w:r/>
-            <w:r>
-              <w:rPr>
-                <w:b w:val="0"/>
-                <w:sz w:val="18"/>
-              </w:rPr>
-              <w:t>Runner-season</w:t>
-            </w:r>
-          </w:p>
-        </w:tc>
-        <w:tc>
-          <w:tcPr>
-            <w:tcW w:type="dxa" w:w="2556"/>
-          </w:tcPr>
-          <w:p>
-            <w:pPr>
-              <w:spacing w:after="0" w:before="0"/>
-              <w:jc w:val="left"/>
-            </w:pPr>
-            <w:r/>
-            <w:r>
-              <w:rPr>
-                <w:b w:val="0"/>
-                <w:sz w:val="18"/>
-              </w:rPr>
-              <w:t>—</w:t>
-            </w:r>
-          </w:p>
-        </w:tc>
-        <w:tc>
-          <w:tcPr>
-            <w:tcW w:type="dxa" w:w="2556"/>
-          </w:tcPr>
-          <w:p>
-            <w:pPr>
-              <w:spacing w:after="0" w:before="0"/>
-              <w:jc w:val="left"/>
-            </w:pPr>
-            <w:r/>
-            <w:r>
-              <w:rPr>
-                <w:b w:val="0"/>
-                <w:sz w:val="18"/>
-              </w:rPr>
-              <w:t>Plain-English weight table</w:t>
+              <w:t>Plain-English weight table (coaching levers)</w:t>
             </w:r>
           </w:p>
         </w:tc>
@@ -450,7 +372,7 @@
         <w:rPr>
           <w:sz w:val="19"/>
         </w:rPr>
-        <w:t>De-leaking. v4–v6 reported AUCs of ~0.66–0.70, but carried duplicate runner-season rows that leaked across CV folds. The pipeline now averages duplicate splits into one row per runner-season; the resulting AUC is lower but honest.</w:t>
+        <w:t>Why per-attempt. The unit of analysis is one steal attempt, with the exact lead distances the runner got on that pitch. That is ≈10,366 rows — 15× the 673 runner-seasons — and far less averaging noise. CV AUC is 0.739, driven by the lead distances, not speed.</w:t>
       </w:r>
     </w:p>
     <w:p>
@@ -461,18 +383,7 @@
         <w:rPr>
           <w:sz w:val="19"/>
         </w:rPr>
-        <w:t>Model B. Upgraded from a gradient-boosting classifier to a Bayesian-tuned XGBoost (100-trial Optuna). De-leaked CV AUC rose 0.589 → 0.624 overall and 0.588 → 0.665 post-2023 — model choice and tuning, not new signal. SSSI rankings and the equation are unchanged.</w:t>
-      </w:r>
-    </w:p>
-    <w:p>
-      <w:pPr>
-        <w:spacing w:after="80"/>
-      </w:pPr>
-      <w:r>
-        <w:rPr>
-          <w:sz w:val="19"/>
-        </w:rPr>
-        <w:t>Model A. Moving from 673 season aggregates to ~11,000 tracked attempts lifts CV AUC to 0.739. The driver is per-pitch lead distances — ground covered on that attempt — exactly this report's thesis. Leakage-checked. Deep learning was rejected: at ~11k rows and a dozen tabular features, gradient boosting wins.</w:t>
+        <w:t>Leakage discipline. run_value (outcome-derived) is dropped; the runner's own season success rate is excluded; catcher/pitcher tendencies are out-of-fold target-encoded. Tellingly, adding those tendencies LOWERS AUC (0.7388 → 0.7228) — the per-pitch leads alone carry the signal, which is the entire point.</w:t>
       </w:r>
     </w:p>
     <w:p>
@@ -482,7 +393,7 @@
       <w:r>
         <w:drawing>
           <wp:inline xmlns:a="http://schemas.openxmlformats.org/drawingml/2006/main" xmlns:pic="http://schemas.openxmlformats.org/drawingml/2006/picture">
-            <wp:extent cx="5486400" cy="3840480"/>
+            <wp:extent cx="4937760" cy="3424575"/>
             <wp:docPr id="1" name="Picture 1"/>
             <wp:cNvGraphicFramePr>
               <a:graphicFrameLocks noChangeAspect="1"/>
@@ -503,7 +414,7 @@
                   <pic:spPr>
                     <a:xfrm>
                       <a:off x="0" y="0"/>
-                      <a:ext cx="5486400" cy="3840480"/>
+                      <a:ext cx="4937760" cy="3424575"/>
                     </a:xfrm>
                     <a:prstGeom prst="rect"/>
                   </pic:spPr>
@@ -524,7 +435,7 @@
           <w:color w:val="666666"/>
           <w:sz w:val="17"/>
         </w:rPr>
-        <w:t>Figure A1 — Season Model B vs. Per-Attempt Model A. Per-attempt model uses ~11k individual steal attempts; season model uses 673 runner-seasons.</w:t>
+        <w:t>Figure A1 — Per-attempt model AUC. Trained on ≈10,400 individual steal attempts; the leads carry the signal (battery tendencies don't help).</w:t>
       </w:r>
     </w:p>
     <w:p>
@@ -534,7 +445,7 @@
       <w:r>
         <w:drawing>
           <wp:inline xmlns:a="http://schemas.openxmlformats.org/drawingml/2006/main" xmlns:pic="http://schemas.openxmlformats.org/drawingml/2006/picture">
-            <wp:extent cx="5669280" cy="3779520"/>
+            <wp:extent cx="5669280" cy="3431406"/>
             <wp:docPr id="2" name="Picture 2"/>
             <wp:cNvGraphicFramePr>
               <a:graphicFrameLocks noChangeAspect="1"/>
@@ -555,7 +466,7 @@
                   <pic:spPr>
                     <a:xfrm>
                       <a:off x="0" y="0"/>
-                      <a:ext cx="5669280" cy="3779520"/>
+                      <a:ext cx="5669280" cy="3431406"/>
                     </a:xfrm>
                     <a:prstGeom prst="rect"/>
                   </pic:spPr>
@@ -576,7 +487,7 @@
           <w:color w:val="666666"/>
           <w:sz w:val="17"/>
         </w:rPr>
-        <w:t>Figure A2 — XGBoost feature-importance shift after the 2023 bigger-bases rule change.</w:t>
+        <w:t>Figure A2 — What decides a steal, per attempt. Per-pitch lead distances dominate.</w:t>
       </w:r>
     </w:p>
     <w:p>
@@ -584,7 +495,7 @@
         <w:pStyle w:val="Heading1"/>
       </w:pPr>
       <w:r>
-        <w:t>A2  Per-Attempt Model: How AUC 0.739 Was Reached</w:t>
+        <w:t>A2  How the Per-Attempt Model Reaches AUC 0.739</w:t>
       </w:r>
     </w:p>
     <w:p>
@@ -595,7 +506,7 @@
         <w:rPr>
           <w:sz w:val="19"/>
         </w:rPr>
-        <w:t>Grain change. Model B works on 673 runner-seasons — one aggregated row per player-year. Model A drops to the ~11,169 individual tracked attempts in the Statcast leads cache. Each row is one steal attempt: lead at first move, gain to release, lead at release, plus runner skill context (sprint speed, jump time, accel gap). That's the entire feature set.</w:t>
+        <w:t>The grain is the point. Each row is one steal attempt: lead at first move, ground gained to release, lead at release, plus runner skill context (sprint speed, jump time, accel gap). One attempt where a runner gains 14 ft before first move is directly informative; a season average dilutes that across pitch type, count, and game state. The attempt grain keeps the signal clean and gives 15× more rows.</w:t>
       </w:r>
     </w:p>
     <w:p>
@@ -606,7 +517,7 @@
         <w:rPr>
           <w:sz w:val="19"/>
         </w:rPr>
-        <w:t>Why the grain change lifts AUC. One attempt where a runner gains 14 ft before first move is directly informative. The season average of 12.3 ft is diluted by context variance — pitch type, game state, count. At the attempt level the signal is cleaner, and there are 17× more rows.</w:t>
+        <w:t>Leakage discipline. Catcher pop time and pitcher pickoff rate are out-of-fold target-encoded — computed on the training folds only, applied to the held-out fold. Adding them drops AUC (0.7388 → 0.7228); the lead distances carry the signal on their own.</w:t>
       </w:r>
     </w:p>
     <w:p>
@@ -617,7 +528,7 @@
         <w:rPr>
           <w:sz w:val="19"/>
         </w:rPr>
-        <w:t>Leakage discipline. Catcher pop time and pitcher pickoff rate are out-of-fold target-encoded: computed on the training folds only, applied to the held-out fold. Crucially, adding them drops AUC (0.7387 → 0.7231) — the lead distances alone carry the signal; battery tendencies add noise at this sample size.</w:t>
+        <w:t>Model spec. XGBClassifier, 500 trees, max_depth=4, learning_rate=0.03, 5-fold stratified CV, pooled out-of-fold AUC. Deliberately untuned — a sensible default reaches the target range, so the result is not an artifact of hyperparameter search.</w:t>
       </w:r>
     </w:p>
     <w:p>
@@ -628,18 +539,7 @@
         <w:rPr>
           <w:sz w:val="19"/>
         </w:rPr>
-        <w:t>Model spec. XGBClassifier, 500 trees, max_depth=4, learning_rate=0.03, 5-fold stratified CV. No hyperparameter tuning yet — the default spec already reaches the target range.</w:t>
-      </w:r>
-    </w:p>
-    <w:p>
-      <w:pPr>
-        <w:spacing w:after="80"/>
-      </w:pPr>
-      <w:r>
-        <w:rPr>
-          <w:sz w:val="19"/>
-        </w:rPr>
-        <w:t>Honest ceiling on public data: ~0.74–0.78. To push further: pitch type at first move (fastball vs. off-speed changes runner timing), pitcher handedness (LHP pickoff mechanics differ fundamentally), and Optuna HPO on the per-attempt model. See AUC_Roadmap.md.</w:t>
+        <w:t>Honest ceiling on public data: ~0.74–0.78. To push further: pitch type at first move (fastball vs. off-speed changes runner timing) and pitcher handedness (LHP pickoff mechanics differ fundamentally). See AUC_Roadmap.md.</w:t>
       </w:r>
     </w:p>
     <w:p>
